--- a/Prostate_Feedback/comments for KW CHW module_diana & sara.docx
+++ b/Prostate_Feedback/comments for KW CHW module_diana & sara.docx
@@ -109,18 +109,16 @@
           <w:lang w:val="en-US"/>
         </w:rPr>
       </w:pPr>
-      <w:proofErr w:type="spellStart"/>
-      <w:r>
-        <w:rPr>
-          <w:rStyle w:val="normaltextrun"/>
-          <w:rFonts w:ascii="Aptos" w:hAnsi="Aptos" w:cs="Segoe UI"/>
-          <w:b/>
-          <w:bCs/>
-          <w:lang w:val="es-CO"/>
+      <w:r>
+        <w:rPr>
+          <w:rStyle w:val="normaltextrun"/>
+          <w:rFonts w:ascii="Aptos" w:hAnsi="Aptos" w:cs="Segoe UI"/>
+          <w:b/>
+          <w:bCs/>
+          <w:lang w:val="en-US"/>
         </w:rPr>
         <w:t>Pre-test</w:t>
       </w:r>
-      <w:proofErr w:type="spellEnd"/>
       <w:r>
         <w:rPr>
           <w:rStyle w:val="eop"/>
@@ -151,25 +149,7 @@
           <w:rFonts w:ascii="Aptos" w:hAnsi="Aptos" w:cs="Segoe UI"/>
           <w:lang w:val="en-US"/>
         </w:rPr>
-        <w:t xml:space="preserve">Questions do not correspond to the </w:t>
-      </w:r>
-      <w:proofErr w:type="gramStart"/>
-      <w:r>
-        <w:rPr>
-          <w:rStyle w:val="normaltextrun"/>
-          <w:rFonts w:ascii="Aptos" w:hAnsi="Aptos" w:cs="Segoe UI"/>
-          <w:lang w:val="en-US"/>
-        </w:rPr>
-        <w:t>slides</w:t>
-      </w:r>
-      <w:proofErr w:type="gramEnd"/>
-      <w:r>
-        <w:rPr>
-          <w:rStyle w:val="normaltextrun"/>
-          <w:rFonts w:ascii="Aptos" w:hAnsi="Aptos" w:cs="Segoe UI"/>
-          <w:lang w:val="en-US"/>
-        </w:rPr>
-        <w:t xml:space="preserve"> questions for pretest. The correct answers are the same as post-test.</w:t>
+        <w:t>Questions do not correspond to the slides questions for pretest. The correct answers are the same as post-test.</w:t>
       </w:r>
       <w:r>
         <w:rPr>
@@ -219,6 +199,16 @@
         </w:rPr>
         <w:t>The 2 slides on the ppt with the course overview were not in the platform</w:t>
       </w:r>
+      <w:r>
+        <w:rPr>
+          <w:rStyle w:val="eop"/>
+          <w:rFonts w:ascii="Aptos" w:hAnsi="Aptos" w:cs="Segoe UI"/>
+          <w:bdr w:val="none" w:sz="0" w:space="0" w:color="auto" w:frame="1"/>
+          <w:shd w:val="clear" w:color="auto" w:fill="C6C6C6"/>
+          <w:lang w:val="en-US"/>
+        </w:rPr>
+        <w:t xml:space="preserve"> -&gt; to be added in welcome</w:t>
+      </w:r>
     </w:p>
     <w:p>
       <w:pPr>
@@ -299,7 +289,6 @@
           <w:lang w:val="en-US"/>
         </w:rPr>
       </w:pPr>
-      <w:proofErr w:type="gramStart"/>
       <w:r>
         <w:rPr>
           <w:rStyle w:val="normaltextrun"/>
@@ -309,19 +298,17 @@
           <w:highlight w:val="yellow"/>
           <w:lang w:val="en-US"/>
         </w:rPr>
-        <w:t>there</w:t>
-      </w:r>
-      <w:proofErr w:type="gramEnd"/>
-      <w:r>
-        <w:rPr>
-          <w:rStyle w:val="normaltextrun"/>
-          <w:rFonts w:ascii="Aptos" w:hAnsi="Aptos" w:cs="Segoe UI"/>
-          <w:b/>
-          <w:bCs/>
-          <w:highlight w:val="yellow"/>
-          <w:lang w:val="en-US"/>
-        </w:rPr>
-        <w:t xml:space="preserve"> is a second slide from the ppt that does not appear in the platform</w:t>
+        <w:t>there is a second slide from the ppt that does not appear in the platform</w:t>
+      </w:r>
+      <w:r>
+        <w:rPr>
+          <w:rStyle w:val="normaltextrun"/>
+          <w:rFonts w:ascii="Aptos" w:hAnsi="Aptos" w:cs="Segoe UI"/>
+          <w:b/>
+          <w:bCs/>
+          <w:lang w:val="en-US"/>
+        </w:rPr>
+        <w:t xml:space="preserve"> -&gt; good</w:t>
       </w:r>
     </w:p>
     <w:p>
@@ -424,25 +411,7 @@
           <w:rFonts w:ascii="Aptos" w:hAnsi="Aptos" w:cs="Segoe UI"/>
           <w:lang w:val="en-US"/>
         </w:rPr>
-        <w:t xml:space="preserve">Please remove the numbering as it </w:t>
-      </w:r>
-      <w:proofErr w:type="gramStart"/>
-      <w:r>
-        <w:rPr>
-          <w:rStyle w:val="normaltextrun"/>
-          <w:rFonts w:ascii="Aptos" w:hAnsi="Aptos" w:cs="Segoe UI"/>
-          <w:lang w:val="en-US"/>
-        </w:rPr>
-        <w:t>is describing</w:t>
-      </w:r>
-      <w:proofErr w:type="gramEnd"/>
-      <w:r>
-        <w:rPr>
-          <w:rStyle w:val="normaltextrun"/>
-          <w:rFonts w:ascii="Aptos" w:hAnsi="Aptos" w:cs="Segoe UI"/>
-          <w:lang w:val="en-US"/>
-        </w:rPr>
-        <w:t xml:space="preserve"> the prostate and not locations</w:t>
+        <w:t>Please remove the numbering as it is describing the prostate and not locations</w:t>
       </w:r>
     </w:p>
     <w:p>
@@ -489,86 +458,43 @@
           <w:shd w:val="clear" w:color="auto" w:fill="C6C6C6"/>
           <w:lang w:val="en-US"/>
         </w:rPr>
-        <w:t xml:space="preserve"> to see opening of all the boxes you just </w:t>
-      </w:r>
-      <w:proofErr w:type="gramStart"/>
-      <w:r>
-        <w:rPr>
-          <w:rStyle w:val="eop"/>
-          <w:rFonts w:ascii="Aptos" w:hAnsi="Aptos" w:cs="Segoe UI"/>
-          <w:bdr w:val="none" w:sz="0" w:space="0" w:color="auto" w:frame="1"/>
-          <w:shd w:val="clear" w:color="auto" w:fill="C6C6C6"/>
-          <w:lang w:val="en-US"/>
-        </w:rPr>
-        <w:t>have to</w:t>
-      </w:r>
-      <w:proofErr w:type="gramEnd"/>
-      <w:r>
-        <w:rPr>
-          <w:rStyle w:val="eop"/>
-          <w:rFonts w:ascii="Aptos" w:hAnsi="Aptos" w:cs="Segoe UI"/>
-          <w:bdr w:val="none" w:sz="0" w:space="0" w:color="auto" w:frame="1"/>
-          <w:shd w:val="clear" w:color="auto" w:fill="C6C6C6"/>
-          <w:lang w:val="en-US"/>
-        </w:rPr>
-        <w:t xml:space="preserve"> know that the text is not describing the anatomy </w:t>
-      </w:r>
-      <w:proofErr w:type="gramStart"/>
-      <w:r>
-        <w:rPr>
-          <w:rStyle w:val="eop"/>
-          <w:rFonts w:ascii="Aptos" w:hAnsi="Aptos" w:cs="Segoe UI"/>
-          <w:bdr w:val="none" w:sz="0" w:space="0" w:color="auto" w:frame="1"/>
-          <w:shd w:val="clear" w:color="auto" w:fill="C6C6C6"/>
-          <w:lang w:val="en-US"/>
-        </w:rPr>
-        <w:t>but in the boxes,</w:t>
-      </w:r>
-      <w:proofErr w:type="gramEnd"/>
-      <w:r>
-        <w:rPr>
-          <w:rStyle w:val="eop"/>
-          <w:rFonts w:ascii="Aptos" w:hAnsi="Aptos" w:cs="Segoe UI"/>
-          <w:bdr w:val="none" w:sz="0" w:space="0" w:color="auto" w:frame="1"/>
-          <w:shd w:val="clear" w:color="auto" w:fill="C6C6C6"/>
-          <w:lang w:val="en-US"/>
-        </w:rPr>
-        <w:t xml:space="preserve"> all the information is regarding prostate itself. Please refer to Dr. Marc slide. There are only 3 pieces of information and not 4</w:t>
-      </w:r>
-    </w:p>
-    <w:p>
-      <w:pPr>
-        <w:pStyle w:val="paragraph"/>
-        <w:spacing w:before="0" w:beforeAutospacing="0" w:after="0" w:afterAutospacing="0"/>
-        <w:textAlignment w:val="baseline"/>
-        <w:rPr>
-          <w:rStyle w:val="normaltextrun"/>
-          <w:rFonts w:ascii="Aptos" w:hAnsi="Aptos" w:cs="Segoe UI"/>
-          <w:b/>
-          <w:bCs/>
-          <w:lang w:val="en-US"/>
-        </w:rPr>
-      </w:pPr>
-    </w:p>
-    <w:p>
-      <w:pPr>
-        <w:pStyle w:val="paragraph"/>
-        <w:spacing w:before="0" w:beforeAutospacing="0" w:after="0" w:afterAutospacing="0"/>
-        <w:textAlignment w:val="baseline"/>
-        <w:rPr>
-          <w:rStyle w:val="normaltextrun"/>
-          <w:rFonts w:ascii="Aptos" w:hAnsi="Aptos" w:cs="Segoe UI"/>
-          <w:b/>
-          <w:bCs/>
-          <w:lang w:val="en-US"/>
-        </w:rPr>
-      </w:pPr>
-      <w:r>
-        <w:rPr>
-          <w:rStyle w:val="normaltextrun"/>
-          <w:rFonts w:ascii="Aptos" w:hAnsi="Aptos" w:cs="Segoe UI"/>
-          <w:b/>
-          <w:bCs/>
+        <w:t xml:space="preserve"> to see opening of all the boxes you just have to know that the text is not describing the anatomy but in the boxes, all the information is regarding prostate itself. Please refer to Dr. Marc slide. There are only 3 pieces of information and not 4</w:t>
+      </w:r>
+    </w:p>
+    <w:p>
+      <w:pPr>
+        <w:pStyle w:val="paragraph"/>
+        <w:spacing w:before="0" w:beforeAutospacing="0" w:after="0" w:afterAutospacing="0"/>
+        <w:textAlignment w:val="baseline"/>
+        <w:rPr>
+          <w:rStyle w:val="normaltextrun"/>
+          <w:rFonts w:ascii="Aptos" w:hAnsi="Aptos" w:cs="Segoe UI"/>
+          <w:b/>
+          <w:bCs/>
+          <w:lang w:val="en-US"/>
+        </w:rPr>
+      </w:pPr>
+    </w:p>
+    <w:p>
+      <w:pPr>
+        <w:pStyle w:val="paragraph"/>
+        <w:spacing w:before="0" w:beforeAutospacing="0" w:after="0" w:afterAutospacing="0"/>
+        <w:textAlignment w:val="baseline"/>
+        <w:rPr>
+          <w:rStyle w:val="normaltextrun"/>
+          <w:rFonts w:ascii="Aptos" w:hAnsi="Aptos" w:cs="Segoe UI"/>
+          <w:b/>
+          <w:bCs/>
+          <w:lang w:val="en-US"/>
+        </w:rPr>
+      </w:pPr>
+      <w:r>
+        <w:rPr>
+          <w:rStyle w:val="normaltextrun"/>
+          <w:rFonts w:ascii="Aptos" w:hAnsi="Aptos" w:cs="Segoe UI"/>
+          <w:b/>
+          <w:bCs/>
+          <w:noProof/>
           <w:lang w:val="en-US"/>
         </w:rPr>
         <w:drawing>
@@ -629,6 +555,7 @@
           <w:bCs/>
           <w:lang w:val="en-US"/>
         </w:rPr>
+        <w:lastRenderedPageBreak/>
         <w:t>You see that after choosing the correct option you still see “required to continue” and “correct”. Please change the words to KW.</w:t>
       </w:r>
     </w:p>
@@ -703,6 +630,7 @@
           <w:rFonts w:ascii="Aptos" w:hAnsi="Aptos" w:cs="Segoe UI"/>
           <w:b/>
           <w:bCs/>
+          <w:noProof/>
           <w:lang w:val="en-US"/>
         </w:rPr>
         <w:drawing>
@@ -791,50 +719,29 @@
           <w:bCs/>
           <w:lang w:val="en-US"/>
         </w:rPr>
-        <w:t xml:space="preserve">NOTE: the test is ok </w:t>
-      </w:r>
-      <w:proofErr w:type="gramStart"/>
-      <w:r>
-        <w:rPr>
-          <w:rStyle w:val="normaltextrun"/>
-          <w:rFonts w:ascii="Aptos" w:hAnsi="Aptos" w:cs="Segoe UI"/>
-          <w:b/>
-          <w:bCs/>
-          <w:lang w:val="en-US"/>
-        </w:rPr>
-        <w:t>and also</w:t>
-      </w:r>
-      <w:proofErr w:type="gramEnd"/>
-      <w:r>
-        <w:rPr>
-          <w:rStyle w:val="normaltextrun"/>
-          <w:rFonts w:ascii="Aptos" w:hAnsi="Aptos" w:cs="Segoe UI"/>
-          <w:b/>
-          <w:bCs/>
-          <w:lang w:val="en-US"/>
-        </w:rPr>
-        <w:t xml:space="preserve"> the options. At the end you see the same message in English “you scored 5/5 – passed” </w:t>
-      </w:r>
-    </w:p>
-    <w:p>
-      <w:pPr>
-        <w:pStyle w:val="paragraph"/>
-        <w:spacing w:before="0" w:beforeAutospacing="0" w:after="0" w:afterAutospacing="0"/>
-        <w:textAlignment w:val="baseline"/>
-        <w:rPr>
-          <w:rStyle w:val="normaltextrun"/>
-          <w:rFonts w:ascii="Aptos" w:hAnsi="Aptos" w:cs="Segoe UI"/>
-          <w:b/>
-          <w:bCs/>
-          <w:lang w:val="en-US"/>
-        </w:rPr>
-      </w:pPr>
-      <w:r>
-        <w:rPr>
-          <w:rStyle w:val="normaltextrun"/>
-          <w:rFonts w:ascii="Aptos" w:hAnsi="Aptos" w:cs="Segoe UI"/>
-          <w:b/>
-          <w:bCs/>
+        <w:t xml:space="preserve">NOTE: the test is ok and also the options. At the end you see the same message in English “you scored 5/5 – passed” </w:t>
+      </w:r>
+    </w:p>
+    <w:p>
+      <w:pPr>
+        <w:pStyle w:val="paragraph"/>
+        <w:spacing w:before="0" w:beforeAutospacing="0" w:after="0" w:afterAutospacing="0"/>
+        <w:textAlignment w:val="baseline"/>
+        <w:rPr>
+          <w:rStyle w:val="normaltextrun"/>
+          <w:rFonts w:ascii="Aptos" w:hAnsi="Aptos" w:cs="Segoe UI"/>
+          <w:b/>
+          <w:bCs/>
+          <w:lang w:val="en-US"/>
+        </w:rPr>
+      </w:pPr>
+      <w:r>
+        <w:rPr>
+          <w:rStyle w:val="normaltextrun"/>
+          <w:rFonts w:ascii="Aptos" w:hAnsi="Aptos" w:cs="Segoe UI"/>
+          <w:b/>
+          <w:bCs/>
+          <w:noProof/>
           <w:lang w:val="en-US"/>
         </w:rPr>
         <w:drawing>
@@ -953,25 +860,7 @@
           <w:rFonts w:ascii="Aptos" w:hAnsi="Aptos" w:cs="Segoe UI"/>
           <w:lang w:val="en-US"/>
         </w:rPr>
-        <w:t xml:space="preserve">It does not </w:t>
-      </w:r>
-      <w:proofErr w:type="gramStart"/>
-      <w:r>
-        <w:rPr>
-          <w:rStyle w:val="normaltextrun"/>
-          <w:rFonts w:ascii="Aptos" w:hAnsi="Aptos" w:cs="Segoe UI"/>
-          <w:lang w:val="en-US"/>
-        </w:rPr>
-        <w:t>allow</w:t>
-      </w:r>
-      <w:proofErr w:type="gramEnd"/>
-      <w:r>
-        <w:rPr>
-          <w:rStyle w:val="normaltextrun"/>
-          <w:rFonts w:ascii="Aptos" w:hAnsi="Aptos" w:cs="Segoe UI"/>
-          <w:lang w:val="en-US"/>
-        </w:rPr>
-        <w:t xml:space="preserve"> to write due to the same HCP error</w:t>
+        <w:t>It does not allow to write due to the same HCP error</w:t>
       </w:r>
       <w:r>
         <w:rPr>
@@ -1041,6 +930,7 @@
           <w:rFonts w:ascii="Aptos" w:hAnsi="Aptos" w:cs="Segoe UI"/>
           <w:b/>
           <w:bCs/>
+          <w:noProof/>
           <w:lang w:val="en-US"/>
         </w:rPr>
         <w:drawing>
@@ -1153,65 +1043,43 @@
           <w:bCs/>
           <w:lang w:val="en-US"/>
         </w:rPr>
-        <w:lastRenderedPageBreak/>
-        <w:t xml:space="preserve">When we have the </w:t>
-      </w:r>
-      <w:proofErr w:type="gramStart"/>
-      <w:r>
-        <w:rPr>
-          <w:rStyle w:val="normaltextrun"/>
-          <w:rFonts w:ascii="Aptos" w:hAnsi="Aptos" w:cs="Segoe UI"/>
-          <w:b/>
-          <w:bCs/>
-          <w:lang w:val="en-US"/>
-        </w:rPr>
-        <w:t>video</w:t>
-      </w:r>
-      <w:proofErr w:type="gramEnd"/>
-      <w:r>
-        <w:rPr>
-          <w:rStyle w:val="normaltextrun"/>
-          <w:rFonts w:ascii="Aptos" w:hAnsi="Aptos" w:cs="Segoe UI"/>
-          <w:b/>
-          <w:bCs/>
-          <w:lang w:val="en-US"/>
-        </w:rPr>
-        <w:t xml:space="preserve"> we also have content in English as “click to play” and “read the transcript”</w:t>
-      </w:r>
-    </w:p>
-    <w:p>
-      <w:pPr>
-        <w:pStyle w:val="paragraph"/>
-        <w:spacing w:before="0" w:beforeAutospacing="0" w:after="0" w:afterAutospacing="0"/>
-        <w:textAlignment w:val="baseline"/>
-        <w:rPr>
-          <w:rStyle w:val="normaltextrun"/>
-          <w:rFonts w:ascii="Aptos" w:hAnsi="Aptos" w:cs="Segoe UI"/>
-          <w:b/>
-          <w:bCs/>
-          <w:lang w:val="en-US"/>
-        </w:rPr>
-      </w:pPr>
-    </w:p>
-    <w:p>
-      <w:pPr>
-        <w:pStyle w:val="paragraph"/>
-        <w:spacing w:before="0" w:beforeAutospacing="0" w:after="0" w:afterAutospacing="0"/>
-        <w:textAlignment w:val="baseline"/>
-        <w:rPr>
-          <w:rStyle w:val="normaltextrun"/>
-          <w:rFonts w:ascii="Aptos" w:hAnsi="Aptos" w:cs="Segoe UI"/>
-          <w:b/>
-          <w:bCs/>
-          <w:lang w:val="en-US"/>
-        </w:rPr>
-      </w:pPr>
-      <w:r>
-        <w:rPr>
-          <w:rStyle w:val="normaltextrun"/>
-          <w:rFonts w:ascii="Aptos" w:hAnsi="Aptos" w:cs="Segoe UI"/>
-          <w:b/>
-          <w:bCs/>
+        <w:t>When we have the video we also have content in English as “click to play” and “read the transcript”</w:t>
+      </w:r>
+    </w:p>
+    <w:p>
+      <w:pPr>
+        <w:pStyle w:val="paragraph"/>
+        <w:spacing w:before="0" w:beforeAutospacing="0" w:after="0" w:afterAutospacing="0"/>
+        <w:textAlignment w:val="baseline"/>
+        <w:rPr>
+          <w:rStyle w:val="normaltextrun"/>
+          <w:rFonts w:ascii="Aptos" w:hAnsi="Aptos" w:cs="Segoe UI"/>
+          <w:b/>
+          <w:bCs/>
+          <w:lang w:val="en-US"/>
+        </w:rPr>
+      </w:pPr>
+    </w:p>
+    <w:p>
+      <w:pPr>
+        <w:pStyle w:val="paragraph"/>
+        <w:spacing w:before="0" w:beforeAutospacing="0" w:after="0" w:afterAutospacing="0"/>
+        <w:textAlignment w:val="baseline"/>
+        <w:rPr>
+          <w:rStyle w:val="normaltextrun"/>
+          <w:rFonts w:ascii="Aptos" w:hAnsi="Aptos" w:cs="Segoe UI"/>
+          <w:b/>
+          <w:bCs/>
+          <w:lang w:val="en-US"/>
+        </w:rPr>
+      </w:pPr>
+      <w:r>
+        <w:rPr>
+          <w:rStyle w:val="normaltextrun"/>
+          <w:rFonts w:ascii="Aptos" w:hAnsi="Aptos" w:cs="Segoe UI"/>
+          <w:b/>
+          <w:bCs/>
+          <w:noProof/>
           <w:lang w:val="en-US"/>
         </w:rPr>
         <w:drawing>
@@ -1308,6 +1176,7 @@
           <w:rFonts w:ascii="Aptos" w:hAnsi="Aptos" w:cs="Segoe UI"/>
           <w:b/>
           <w:bCs/>
+          <w:noProof/>
           <w:lang w:val="en-US"/>
         </w:rPr>
         <w:drawing>
@@ -1462,26 +1331,7 @@
           <w:rFonts w:ascii="Aptos" w:hAnsi="Aptos" w:cs="Segoe UI"/>
           <w:lang w:val="en-US"/>
         </w:rPr>
-        <w:lastRenderedPageBreak/>
-        <w:t xml:space="preserve">It does not </w:t>
-      </w:r>
-      <w:proofErr w:type="gramStart"/>
-      <w:r>
-        <w:rPr>
-          <w:rStyle w:val="normaltextrun"/>
-          <w:rFonts w:ascii="Aptos" w:hAnsi="Aptos" w:cs="Segoe UI"/>
-          <w:lang w:val="en-US"/>
-        </w:rPr>
-        <w:t>allow</w:t>
-      </w:r>
-      <w:proofErr w:type="gramEnd"/>
-      <w:r>
-        <w:rPr>
-          <w:rStyle w:val="normaltextrun"/>
-          <w:rFonts w:ascii="Aptos" w:hAnsi="Aptos" w:cs="Segoe UI"/>
-          <w:lang w:val="en-US"/>
-        </w:rPr>
-        <w:t xml:space="preserve"> to write due to the same HCP error</w:t>
+        <w:t>It does not allow to write due to the same HCP error</w:t>
       </w:r>
       <w:r>
         <w:rPr>
@@ -1600,6 +1450,7 @@
           <w:rFonts w:ascii="Aptos" w:hAnsi="Aptos" w:cs="Segoe UI"/>
           <w:b/>
           <w:bCs/>
+          <w:noProof/>
           <w:lang w:val="en-US"/>
         </w:rPr>
         <w:drawing>
@@ -1704,25 +1555,7 @@
           <w:rFonts w:ascii="Aptos" w:hAnsi="Aptos" w:cs="Segoe UI"/>
           <w:lang w:val="en-US"/>
         </w:rPr>
-        <w:t xml:space="preserve">It does not </w:t>
-      </w:r>
-      <w:proofErr w:type="gramStart"/>
-      <w:r>
-        <w:rPr>
-          <w:rStyle w:val="normaltextrun"/>
-          <w:rFonts w:ascii="Aptos" w:hAnsi="Aptos" w:cs="Segoe UI"/>
-          <w:lang w:val="en-US"/>
-        </w:rPr>
-        <w:t>allow</w:t>
-      </w:r>
-      <w:proofErr w:type="gramEnd"/>
-      <w:r>
-        <w:rPr>
-          <w:rStyle w:val="normaltextrun"/>
-          <w:rFonts w:ascii="Aptos" w:hAnsi="Aptos" w:cs="Segoe UI"/>
-          <w:lang w:val="en-US"/>
-        </w:rPr>
-        <w:t xml:space="preserve"> to write due to the same HCP error</w:t>
+        <w:t>It does not allow to write due to the same HCP error</w:t>
       </w:r>
       <w:r>
         <w:rPr>
@@ -1808,50 +1641,29 @@
           <w:bCs/>
           <w:lang w:val="en-US"/>
         </w:rPr>
-        <w:t xml:space="preserve">In this slide is not </w:t>
-      </w:r>
-      <w:proofErr w:type="gramStart"/>
-      <w:r>
-        <w:rPr>
-          <w:rStyle w:val="normaltextrun"/>
-          <w:rFonts w:ascii="Aptos" w:hAnsi="Aptos" w:cs="Segoe UI"/>
-          <w:b/>
-          <w:bCs/>
-          <w:lang w:val="en-US"/>
-        </w:rPr>
-        <w:t>exactly the same</w:t>
-      </w:r>
-      <w:proofErr w:type="gramEnd"/>
-      <w:r>
-        <w:rPr>
-          <w:rStyle w:val="normaltextrun"/>
-          <w:rFonts w:ascii="Aptos" w:hAnsi="Aptos" w:cs="Segoe UI"/>
-          <w:b/>
-          <w:bCs/>
-          <w:lang w:val="en-US"/>
-        </w:rPr>
-        <w:t xml:space="preserve"> as it is in the ppt provided. </w:t>
-      </w:r>
-    </w:p>
-    <w:p>
-      <w:pPr>
-        <w:pStyle w:val="paragraph"/>
-        <w:spacing w:before="0" w:beforeAutospacing="0" w:after="0" w:afterAutospacing="0"/>
-        <w:textAlignment w:val="baseline"/>
-        <w:rPr>
-          <w:rStyle w:val="normaltextrun"/>
-          <w:rFonts w:ascii="Aptos" w:hAnsi="Aptos" w:cs="Segoe UI"/>
-          <w:b/>
-          <w:bCs/>
-          <w:lang w:val="en-US"/>
-        </w:rPr>
-      </w:pPr>
-      <w:r>
-        <w:rPr>
-          <w:rStyle w:val="normaltextrun"/>
-          <w:rFonts w:ascii="Aptos" w:hAnsi="Aptos" w:cs="Segoe UI"/>
-          <w:b/>
-          <w:bCs/>
+        <w:t xml:space="preserve">In this slide is not exactly the same as it is in the ppt provided. </w:t>
+      </w:r>
+    </w:p>
+    <w:p>
+      <w:pPr>
+        <w:pStyle w:val="paragraph"/>
+        <w:spacing w:before="0" w:beforeAutospacing="0" w:after="0" w:afterAutospacing="0"/>
+        <w:textAlignment w:val="baseline"/>
+        <w:rPr>
+          <w:rStyle w:val="normaltextrun"/>
+          <w:rFonts w:ascii="Aptos" w:hAnsi="Aptos" w:cs="Segoe UI"/>
+          <w:b/>
+          <w:bCs/>
+          <w:lang w:val="en-US"/>
+        </w:rPr>
+      </w:pPr>
+      <w:r>
+        <w:rPr>
+          <w:rStyle w:val="normaltextrun"/>
+          <w:rFonts w:ascii="Aptos" w:hAnsi="Aptos" w:cs="Segoe UI"/>
+          <w:b/>
+          <w:bCs/>
+          <w:noProof/>
           <w:lang w:val="en-US"/>
         </w:rPr>
         <w:drawing>
@@ -1970,26 +1782,7 @@
           <w:rFonts w:ascii="Aptos" w:hAnsi="Aptos" w:cs="Segoe UI"/>
           <w:lang w:val="en-US"/>
         </w:rPr>
-        <w:lastRenderedPageBreak/>
-        <w:t xml:space="preserve">It does not </w:t>
-      </w:r>
-      <w:proofErr w:type="gramStart"/>
-      <w:r>
-        <w:rPr>
-          <w:rStyle w:val="normaltextrun"/>
-          <w:rFonts w:ascii="Aptos" w:hAnsi="Aptos" w:cs="Segoe UI"/>
-          <w:lang w:val="en-US"/>
-        </w:rPr>
-        <w:t>allow</w:t>
-      </w:r>
-      <w:proofErr w:type="gramEnd"/>
-      <w:r>
-        <w:rPr>
-          <w:rStyle w:val="normaltextrun"/>
-          <w:rFonts w:ascii="Aptos" w:hAnsi="Aptos" w:cs="Segoe UI"/>
-          <w:lang w:val="en-US"/>
-        </w:rPr>
-        <w:t xml:space="preserve"> to write due to the same HCP error</w:t>
+        <w:t>It does not allow to write due to the same HCP error</w:t>
       </w:r>
       <w:r>
         <w:rPr>
@@ -2230,46 +2023,35 @@
           <w:lang w:val="en-US"/>
         </w:rPr>
       </w:pPr>
-      <w:proofErr w:type="gramStart"/>
-      <w:r>
-        <w:rPr>
-          <w:rStyle w:val="eop"/>
-          <w:rFonts w:ascii="Aptos" w:hAnsi="Aptos" w:cs="Segoe UI"/>
-          <w:bdr w:val="none" w:sz="0" w:space="0" w:color="auto" w:frame="1"/>
-          <w:shd w:val="clear" w:color="auto" w:fill="C6C6C6"/>
-          <w:lang w:val="en-US"/>
-        </w:rPr>
-        <w:t>Its</w:t>
-      </w:r>
-      <w:proofErr w:type="gramEnd"/>
-      <w:r>
-        <w:rPr>
-          <w:rStyle w:val="eop"/>
-          <w:rFonts w:ascii="Aptos" w:hAnsi="Aptos" w:cs="Segoe UI"/>
-          <w:bdr w:val="none" w:sz="0" w:space="0" w:color="auto" w:frame="1"/>
-          <w:shd w:val="clear" w:color="auto" w:fill="C6C6C6"/>
-          <w:lang w:val="en-US"/>
-        </w:rPr>
-        <w:t xml:space="preserve"> missing this part from the ppt</w:t>
-      </w:r>
-    </w:p>
-    <w:p>
-      <w:pPr>
-        <w:pStyle w:val="paragraph"/>
-        <w:spacing w:before="0" w:beforeAutospacing="0" w:after="0" w:afterAutospacing="0"/>
-        <w:textAlignment w:val="baseline"/>
-        <w:rPr>
-          <w:rStyle w:val="eop"/>
-          <w:rFonts w:ascii="Aptos" w:hAnsi="Aptos" w:cs="Segoe UI"/>
-          <w:bdr w:val="none" w:sz="0" w:space="0" w:color="auto" w:frame="1"/>
-          <w:shd w:val="clear" w:color="auto" w:fill="C6C6C6"/>
-          <w:lang w:val="en-US"/>
-        </w:rPr>
-      </w:pPr>
-      <w:r>
-        <w:rPr>
-          <w:rStyle w:val="eop"/>
-          <w:rFonts w:ascii="Aptos" w:hAnsi="Aptos" w:cs="Segoe UI"/>
+      <w:r>
+        <w:rPr>
+          <w:rStyle w:val="eop"/>
+          <w:rFonts w:ascii="Aptos" w:hAnsi="Aptos" w:cs="Segoe UI"/>
+          <w:bdr w:val="none" w:sz="0" w:space="0" w:color="auto" w:frame="1"/>
+          <w:shd w:val="clear" w:color="auto" w:fill="C6C6C6"/>
+          <w:lang w:val="en-US"/>
+        </w:rPr>
+        <w:t>Its missing this part from the ppt</w:t>
+      </w:r>
+    </w:p>
+    <w:p>
+      <w:pPr>
+        <w:pStyle w:val="paragraph"/>
+        <w:spacing w:before="0" w:beforeAutospacing="0" w:after="0" w:afterAutospacing="0"/>
+        <w:textAlignment w:val="baseline"/>
+        <w:rPr>
+          <w:rStyle w:val="eop"/>
+          <w:rFonts w:ascii="Aptos" w:hAnsi="Aptos" w:cs="Segoe UI"/>
+          <w:bdr w:val="none" w:sz="0" w:space="0" w:color="auto" w:frame="1"/>
+          <w:shd w:val="clear" w:color="auto" w:fill="C6C6C6"/>
+          <w:lang w:val="en-US"/>
+        </w:rPr>
+      </w:pPr>
+      <w:r>
+        <w:rPr>
+          <w:rStyle w:val="eop"/>
+          <w:rFonts w:ascii="Aptos" w:hAnsi="Aptos" w:cs="Segoe UI"/>
+          <w:noProof/>
           <w:bdr w:val="none" w:sz="0" w:space="0" w:color="auto" w:frame="1"/>
           <w:shd w:val="clear" w:color="auto" w:fill="C6C6C6"/>
           <w:lang w:val="en-US"/>
@@ -2346,29 +2128,7 @@
           <w:shd w:val="clear" w:color="auto" w:fill="C6C6C6"/>
           <w:lang w:val="en-US"/>
         </w:rPr>
-        <w:t xml:space="preserve">As it looks like this now (if space allows it would have </w:t>
-      </w:r>
-      <w:proofErr w:type="gramStart"/>
-      <w:r>
-        <w:rPr>
-          <w:rStyle w:val="eop"/>
-          <w:rFonts w:ascii="Aptos" w:hAnsi="Aptos" w:cs="Segoe UI"/>
-          <w:bdr w:val="none" w:sz="0" w:space="0" w:color="auto" w:frame="1"/>
-          <w:shd w:val="clear" w:color="auto" w:fill="C6C6C6"/>
-          <w:lang w:val="en-US"/>
-        </w:rPr>
-        <w:t>a better</w:t>
-      </w:r>
-      <w:proofErr w:type="gramEnd"/>
-      <w:r>
-        <w:rPr>
-          <w:rStyle w:val="eop"/>
-          <w:rFonts w:ascii="Aptos" w:hAnsi="Aptos" w:cs="Segoe UI"/>
-          <w:bdr w:val="none" w:sz="0" w:space="0" w:color="auto" w:frame="1"/>
-          <w:shd w:val="clear" w:color="auto" w:fill="C6C6C6"/>
-          <w:lang w:val="en-US"/>
-        </w:rPr>
-        <w:t xml:space="preserve"> reading if as it is in the ppt with the </w:t>
+        <w:t xml:space="preserve">As it looks like this now (if space allows it would have a better reading if as it is in the ppt with the </w:t>
       </w:r>
       <w:proofErr w:type="spellStart"/>
       <w:r>
@@ -2444,6 +2204,7 @@
       <w:r>
         <w:rPr>
           <w:rFonts w:ascii="Segoe UI" w:hAnsi="Segoe UI" w:cs="Segoe UI"/>
+          <w:noProof/>
           <w:sz w:val="18"/>
           <w:szCs w:val="18"/>
           <w:lang w:val="en-US"/>
@@ -2916,61 +2677,7 @@
           <w:rFonts w:ascii="Aptos" w:hAnsi="Aptos" w:cs="Segoe UI"/>
           <w:lang w:val="en-US"/>
         </w:rPr>
-        <w:t xml:space="preserve">Internal </w:t>
-      </w:r>
-      <w:proofErr w:type="gramStart"/>
-      <w:r>
-        <w:rPr>
-          <w:rStyle w:val="normaltextrun"/>
-          <w:rFonts w:ascii="Aptos" w:hAnsi="Aptos" w:cs="Segoe UI"/>
-          <w:lang w:val="en-US"/>
-        </w:rPr>
-        <w:t>subtitle</w:t>
-      </w:r>
-      <w:proofErr w:type="gramEnd"/>
-      <w:r>
-        <w:rPr>
-          <w:rStyle w:val="normaltextrun"/>
-          <w:rFonts w:ascii="Aptos" w:hAnsi="Aptos" w:cs="Segoe UI"/>
-          <w:lang w:val="en-US"/>
-        </w:rPr>
-        <w:t xml:space="preserve"> in the square missing. </w:t>
-      </w:r>
-      <w:proofErr w:type="gramStart"/>
-      <w:r>
-        <w:rPr>
-          <w:rStyle w:val="normaltextrun"/>
-          <w:rFonts w:ascii="Aptos" w:hAnsi="Aptos" w:cs="Segoe UI"/>
-          <w:lang w:val="en-US"/>
-        </w:rPr>
-        <w:t>Additionally</w:t>
-      </w:r>
-      <w:proofErr w:type="gramEnd"/>
-      <w:r>
-        <w:rPr>
-          <w:rStyle w:val="normaltextrun"/>
-          <w:rFonts w:ascii="Aptos" w:hAnsi="Aptos" w:cs="Segoe UI"/>
-          <w:lang w:val="en-US"/>
-        </w:rPr>
-        <w:t xml:space="preserve"> text must be </w:t>
-      </w:r>
-      <w:proofErr w:type="gramStart"/>
-      <w:r>
-        <w:rPr>
-          <w:rStyle w:val="normaltextrun"/>
-          <w:rFonts w:ascii="Aptos" w:hAnsi="Aptos" w:cs="Segoe UI"/>
-          <w:lang w:val="en-US"/>
-        </w:rPr>
-        <w:t>bulleted</w:t>
-      </w:r>
-      <w:proofErr w:type="gramEnd"/>
-      <w:r>
-        <w:rPr>
-          <w:rStyle w:val="normaltextrun"/>
-          <w:rFonts w:ascii="Aptos" w:hAnsi="Aptos" w:cs="Segoe UI"/>
-          <w:lang w:val="en-US"/>
-        </w:rPr>
-        <w:t xml:space="preserve"> and not running text.</w:t>
+        <w:t>Internal subtitle in the square missing. Additionally text must be bulleted and not running text.</w:t>
       </w:r>
       <w:r>
         <w:rPr>
@@ -3056,6 +2763,16 @@
           <w:lang w:val="en-US"/>
         </w:rPr>
         <w:t xml:space="preserve"> is not with the changes from Dr. Marc</w:t>
+      </w:r>
+      <w:r>
+        <w:rPr>
+          <w:rStyle w:val="normaltextrun"/>
+          <w:rFonts w:ascii="Aptos" w:hAnsi="Aptos" w:cs="Segoe UI"/>
+          <w:b/>
+          <w:bCs/>
+          <w:lang w:val="en-US"/>
+        </w:rPr>
+        <w:t xml:space="preserve"> -&gt; </w:t>
       </w:r>
     </w:p>
     <w:p>
@@ -3137,25 +2854,7 @@
           <w:rFonts w:ascii="Aptos" w:hAnsi="Aptos" w:cs="Segoe UI"/>
           <w:lang w:val="en-US"/>
         </w:rPr>
-        <w:t xml:space="preserve">It does not </w:t>
-      </w:r>
-      <w:proofErr w:type="gramStart"/>
-      <w:r>
-        <w:rPr>
-          <w:rStyle w:val="normaltextrun"/>
-          <w:rFonts w:ascii="Aptos" w:hAnsi="Aptos" w:cs="Segoe UI"/>
-          <w:lang w:val="en-US"/>
-        </w:rPr>
-        <w:t>allow</w:t>
-      </w:r>
-      <w:proofErr w:type="gramEnd"/>
-      <w:r>
-        <w:rPr>
-          <w:rStyle w:val="normaltextrun"/>
-          <w:rFonts w:ascii="Aptos" w:hAnsi="Aptos" w:cs="Segoe UI"/>
-          <w:lang w:val="en-US"/>
-        </w:rPr>
-        <w:t xml:space="preserve"> to write due to the same HCP error</w:t>
+        <w:t>It does not allow to write due to the same HCP error</w:t>
       </w:r>
       <w:r>
         <w:rPr>
